--- a/public/forms/行政/强制执行申请书.docx
+++ b/public/forms/行政/强制执行申请书.docx
@@ -3,34 +3,31 @@
 <w:document xmlns:wpc="http://schemas.microsoft.com/office/word/2010/wordprocessingCanvas" xmlns:mo="http://schemas.microsoft.com/office/mac/office/2008/main" xmlns:mc="http://schemas.openxmlformats.org/markup-compatibility/2006" xmlns:mv="urn:schemas-microsoft-com:mac:vml" xmlns:o="urn:schemas-microsoft-com:office:office" xmlns:r="http://schemas.openxmlformats.org/officeDocument/2006/relationships" xmlns:m="http://schemas.openxmlformats.org/officeDocument/2006/math" xmlns:v="urn:schemas-microsoft-com:vml" xmlns:wp14="http://schemas.microsoft.com/office/word/2010/wordprocessingDrawing" xmlns:wp="http://schemas.openxmlformats.org/drawingml/2006/wordprocessingDrawing" xmlns:w10="urn:schemas-microsoft-com:office:word" xmlns:w="http://schemas.openxmlformats.org/wordprocessingml/2006/main" xmlns:w14="http://schemas.microsoft.com/office/word/2010/wordml" xmlns:wpg="http://schemas.microsoft.com/office/word/2010/wordprocessingGroup" xmlns:wpi="http://schemas.microsoft.com/office/word/2010/wordprocessingInk" xmlns:wne="http://schemas.microsoft.com/office/word/2006/wordml" xmlns:wps="http://schemas.microsoft.com/office/word/2010/wordprocessingShape" mc:Ignorable="w14 wp14">
   <w:body>
     <w:p>
-      <w:pPr>
-        <w:jc w:val="center"/>
-      </w:pPr>
       <w:r>
         <w:rPr>
           <w:rFonts w:ascii="宋体" w:hAnsi="宋体" w:eastAsia="宋体"/>
-          <w:b w:val="0"/>
-          <w:sz w:val="20"/>
+        </w:rPr>
+        <w:t>— 71 —</w:t>
+      </w:r>
+    </w:p>
+    <w:p>
+      <w:r>
+        <w:rPr>
+          <w:rFonts w:ascii="宋体" w:hAnsi="宋体" w:eastAsia="宋体"/>
         </w:rPr>
         <w:t>式样三十九</w:t>
       </w:r>
     </w:p>
     <w:p>
-      <w:pPr>
-        <w:jc w:val="center"/>
-      </w:pPr>
       <w:r>
         <w:rPr>
           <w:rFonts w:ascii="宋体" w:hAnsi="宋体" w:eastAsia="宋体"/>
-          <w:b w:val="0"/>
-          <w:sz w:val="20"/>
         </w:rPr>
         <w:t>（此处印制公安机关名称）</w:t>
       </w:r>
     </w:p>
     <w:p>
       <w:pPr>
-        <w:spacing w:after="120"/>
         <w:jc w:val="center"/>
       </w:pPr>
       <w:r>
@@ -43,25 +40,25 @@
       </w:r>
     </w:p>
     <w:p>
-      <w:pPr>
-        <w:jc w:val="center"/>
-      </w:pPr>
       <w:r>
         <w:rPr>
           <w:rFonts w:ascii="宋体" w:hAnsi="宋体" w:eastAsia="宋体"/>
-          <w:b w:val="0"/>
-          <w:sz w:val="22"/>
         </w:rPr>
-        <w:t>×公（    ）强执申字〔    〕    号</w:t>
+        <w:t>X 公（ ）强执申字 〔 〕</w:t>
       </w:r>
     </w:p>
-    <w:p/>
     <w:p>
       <w:r>
         <w:rPr>
           <w:rFonts w:ascii="宋体" w:hAnsi="宋体" w:eastAsia="宋体"/>
-          <w:b w:val="0"/>
-          <w:sz w:val="22"/>
+        </w:rPr>
+        <w:t>号</w:t>
+      </w:r>
+    </w:p>
+    <w:p>
+      <w:r>
+        <w:rPr>
+          <w:rFonts w:ascii="宋体" w:hAnsi="宋体" w:eastAsia="宋体"/>
         </w:rPr>
         <w:t>人民法院：</w:t>
       </w:r>
@@ -70,90 +67,86 @@
       <w:r>
         <w:rPr>
           <w:rFonts w:ascii="宋体" w:hAnsi="宋体" w:eastAsia="宋体"/>
-          <w:b w:val="0"/>
-          <w:sz w:val="22"/>
         </w:rPr>
-        <w:t>我局于      年    月    日作出                          的行政处理决定</w:t>
+        <w:t>我局于 年 月 日作出 的</w:t>
       </w:r>
     </w:p>
     <w:p>
       <w:r>
         <w:rPr>
           <w:rFonts w:ascii="宋体" w:hAnsi="宋体" w:eastAsia="宋体"/>
-          <w:b w:val="0"/>
-          <w:sz w:val="22"/>
         </w:rPr>
-        <w:t>（决定书文号              ），经依法催告（催告书文号     公（    ）催字〔    〕    号），</w:t>
+        <w:t>行政处理决定（决定书文号 ），经依法催告（催</w:t>
       </w:r>
     </w:p>
     <w:p>
       <w:r>
         <w:rPr>
           <w:rFonts w:ascii="宋体" w:hAnsi="宋体" w:eastAsia="宋体"/>
-          <w:b w:val="0"/>
-          <w:sz w:val="22"/>
         </w:rPr>
-        <w:t>当事人无正当理由逾期仍未履行义务。</w:t>
+        <w:t>告书文号 公（ ）催字〔 〕 号），当事人无正当理由</w:t>
       </w:r>
     </w:p>
     <w:p>
       <w:r>
         <w:rPr>
           <w:rFonts w:ascii="宋体" w:hAnsi="宋体" w:eastAsia="宋体"/>
-          <w:b w:val="0"/>
-          <w:sz w:val="22"/>
         </w:rPr>
-        <w:t>根据《中华人民共和国行政强制法》第五十三条和第五十四条之规定，特申请你院对以下事项强制执行：</w:t>
+        <w:t>逾期仍未履行义务。</w:t>
       </w:r>
     </w:p>
     <w:p>
       <w:r>
         <w:rPr>
           <w:rFonts w:ascii="宋体" w:hAnsi="宋体" w:eastAsia="宋体"/>
-          <w:b w:val="0"/>
-          <w:sz w:val="22"/>
         </w:rPr>
-        <w:t xml:space="preserve">                                                                    。</w:t>
-      </w:r>
-    </w:p>
-    <w:p/>
-    <w:p>
-      <w:r>
-        <w:rPr>
-          <w:rFonts w:ascii="宋体" w:hAnsi="宋体" w:eastAsia="宋体"/>
-          <w:b w:val="0"/>
-          <w:sz w:val="22"/>
-        </w:rPr>
-        <w:t>附：1、行政处理决定书    2、当事人的意见</w:t>
+        <w:t>根据《中华人民共和国行政强制法》第五十三条和第五十四条</w:t>
       </w:r>
     </w:p>
     <w:p>
       <w:r>
         <w:rPr>
           <w:rFonts w:ascii="宋体" w:hAnsi="宋体" w:eastAsia="宋体"/>
-          <w:b w:val="0"/>
-          <w:sz w:val="22"/>
         </w:rPr>
-        <w:t xml:space="preserve">    3、催告书          4、申请强制执行标的情况</w:t>
+        <w:t>之规定，特申请你院对以下事项强制执行：</w:t>
       </w:r>
     </w:p>
     <w:p>
       <w:r>
         <w:rPr>
           <w:rFonts w:ascii="宋体" w:hAnsi="宋体" w:eastAsia="宋体"/>
-          <w:b w:val="0"/>
-          <w:sz w:val="22"/>
         </w:rPr>
-        <w:t xml:space="preserve">    5、法律、行政法规规定的其他材料</w:t>
+        <w:t>。</w:t>
       </w:r>
     </w:p>
-    <w:p/>
     <w:p>
       <w:r>
         <w:rPr>
           <w:rFonts w:ascii="宋体" w:hAnsi="宋体" w:eastAsia="宋体"/>
-          <w:b w:val="0"/>
-          <w:sz w:val="22"/>
+        </w:rPr>
+        <w:t>附：1、行政处理决定书 2、当事人的意见</w:t>
+      </w:r>
+    </w:p>
+    <w:p>
+      <w:r>
+        <w:rPr>
+          <w:rFonts w:ascii="宋体" w:hAnsi="宋体" w:eastAsia="宋体"/>
+        </w:rPr>
+        <w:t>3、催告书 4、申请强制执行标的情况</w:t>
+      </w:r>
+    </w:p>
+    <w:p>
+      <w:r>
+        <w:rPr>
+          <w:rFonts w:ascii="宋体" w:hAnsi="宋体" w:eastAsia="宋体"/>
+        </w:rPr>
+        <w:t>5、法律、行政法规规定的其他材料</w:t>
+      </w:r>
+    </w:p>
+    <w:p>
+      <w:r>
+        <w:rPr>
+          <w:rFonts w:ascii="宋体" w:hAnsi="宋体" w:eastAsia="宋体"/>
         </w:rPr>
         <w:t>公安机关（印）</w:t>
       </w:r>
@@ -162,19 +155,14 @@
       <w:r>
         <w:rPr>
           <w:rFonts w:ascii="宋体" w:hAnsi="宋体" w:eastAsia="宋体"/>
-          <w:b w:val="0"/>
-          <w:sz w:val="22"/>
         </w:rPr>
-        <w:t>年    月    日</w:t>
+        <w:t>年 月 日</w:t>
       </w:r>
     </w:p>
-    <w:p/>
     <w:p>
       <w:r>
         <w:rPr>
           <w:rFonts w:ascii="宋体" w:hAnsi="宋体" w:eastAsia="宋体"/>
-          <w:b w:val="0"/>
-          <w:sz w:val="22"/>
         </w:rPr>
         <w:t>公安机关负责人</w:t>
       </w:r>
@@ -183,10 +171,8 @@
       <w:r>
         <w:rPr>
           <w:rFonts w:ascii="宋体" w:hAnsi="宋体" w:eastAsia="宋体"/>
-          <w:b w:val="0"/>
-          <w:sz w:val="22"/>
         </w:rPr>
-        <w:t>年    月    日</w:t>
+        <w:t>年 月 日</w:t>
       </w:r>
     </w:p>
     <w:sectPr>
@@ -562,6 +548,10 @@
     <w:name w:val="Normal"/>
     <w:qFormat/>
     <w:rsid w:val="00FC693F"/>
+    <w:rPr>
+      <w:rFonts w:ascii="宋体" w:hAnsi="宋体"/>
+      <w:sz w:val="22"/>
+    </w:rPr>
   </w:style>
   <w:style w:type="paragraph" w:styleId="Header">
     <w:name w:val="header"/>
